--- a/fuentes/CF01_Actividad didactica.docx
+++ b/fuentes/CF01_Actividad didactica.docx
@@ -1,6 +1,6 @@
 
 <file path=word/document.xml><?xml version="1.0" encoding="utf-8"?>
-<w:document xmlns:wpc="http://schemas.microsoft.com/office/word/2010/wordprocessingCanvas" xmlns:cx="http://schemas.microsoft.com/office/drawing/2014/chartex" xmlns:cx1="http://schemas.microsoft.com/office/drawing/2015/9/8/chartex" xmlns:cx2="http://schemas.microsoft.com/office/drawing/2015/10/21/chartex" xmlns:cx3="http://schemas.microsoft.com/office/drawing/2016/5/9/chartex" xmlns:cx4="http://schemas.microsoft.com/office/drawing/2016/5/10/chartex" xmlns:cx5="http://schemas.microsoft.com/office/drawing/2016/5/11/chartex" xmlns:cx6="http://schemas.microsoft.com/office/drawing/2016/5/12/chartex" xmlns:cx7="http://schemas.microsoft.com/office/drawing/2016/5/13/chartex" xmlns:cx8="http://schemas.microsoft.com/office/drawing/2016/5/14/chartex" xmlns:mc="http://schemas.openxmlformats.org/markup-compatibility/2006" xmlns:aink="http://schemas.microsoft.com/office/drawing/2016/ink" xmlns:am3d="http://schemas.microsoft.com/office/drawing/2017/model3d" xmlns:o="urn:schemas-microsoft-com:office:office" xmlns:oel="http://schemas.microsoft.com/office/2019/extlst" xmlns:r="http://schemas.openxmlformats.org/officeDocument/2006/relationships" xmlns:m="http://schemas.openxmlformats.org/officeDocument/2006/math" xmlns:v="urn:schemas-microsoft-com:vml" xmlns:wp14="http://schemas.microsoft.com/office/word/2010/wordprocessingDrawing" xmlns:wp="http://schemas.openxmlformats.org/drawingml/2006/wordprocessingDrawing" xmlns:w10="urn:schemas-microsoft-com:office:word" xmlns:w="http://schemas.openxmlformats.org/wordprocessingml/2006/main" xmlns:w14="http://schemas.microsoft.com/office/word/2010/wordml" xmlns:w15="http://schemas.microsoft.com/office/word/2012/wordml" xmlns:w16cex="http://schemas.microsoft.com/office/word/2018/wordml/cex" xmlns:w16cid="http://schemas.microsoft.com/office/word/2016/wordml/cid" xmlns:w16="http://schemas.microsoft.com/office/word/2018/wordml" xmlns:w16du="http://schemas.microsoft.com/office/word/2023/wordml/word16du" xmlns:w16sdtdh="http://schemas.microsoft.com/office/word/2020/wordml/sdtdatahash" xmlns:w16sdtfl="http://schemas.microsoft.com/office/word/2024/wordml/sdtformatlock" xmlns:w16se="http://schemas.microsoft.com/office/word/2015/wordml/symex" xmlns:wpg="http://schemas.microsoft.com/office/word/2010/wordprocessingGroup" xmlns:wpi="http://schemas.microsoft.com/office/word/2010/wordprocessingInk" xmlns:wne="http://schemas.microsoft.com/office/word/2006/wordml" xmlns:wps="http://schemas.microsoft.com/office/word/2010/wordprocessingShape" mc:Ignorable="w14 w15 w16se w16cid w16 w16cex w16sdtdh w16sdtfl w16du wp14">
+<w:document xmlns:wpc="http://schemas.microsoft.com/office/word/2010/wordprocessingCanvas" xmlns:cx="http://schemas.microsoft.com/office/drawing/2014/chartex" xmlns:cx1="http://schemas.microsoft.com/office/drawing/2015/9/8/chartex" xmlns:cx2="http://schemas.microsoft.com/office/drawing/2015/10/21/chartex" xmlns:cx3="http://schemas.microsoft.com/office/drawing/2016/5/9/chartex" xmlns:cx4="http://schemas.microsoft.com/office/drawing/2016/5/10/chartex" xmlns:cx5="http://schemas.microsoft.com/office/drawing/2016/5/11/chartex" xmlns:cx6="http://schemas.microsoft.com/office/drawing/2016/5/12/chartex" xmlns:cx7="http://schemas.microsoft.com/office/drawing/2016/5/13/chartex" xmlns:cx8="http://schemas.microsoft.com/office/drawing/2016/5/14/chartex" xmlns:mc="http://schemas.openxmlformats.org/markup-compatibility/2006" xmlns:aink="http://schemas.microsoft.com/office/drawing/2016/ink" xmlns:am3d="http://schemas.microsoft.com/office/drawing/2017/model3d" xmlns:o="urn:schemas-microsoft-com:office:office" xmlns:oel="http://schemas.microsoft.com/office/2019/extlst" xmlns:r="http://schemas.openxmlformats.org/officeDocument/2006/relationships" xmlns:m="http://schemas.openxmlformats.org/officeDocument/2006/math" xmlns:v="urn:schemas-microsoft-com:vml" xmlns:wp14="http://schemas.microsoft.com/office/word/2010/wordprocessingDrawing" xmlns:wp="http://schemas.openxmlformats.org/drawingml/2006/wordprocessingDrawing" xmlns:w10="urn:schemas-microsoft-com:office:word" xmlns:w="http://schemas.openxmlformats.org/wordprocessingml/2006/main" xmlns:w14="http://schemas.microsoft.com/office/word/2010/wordml" xmlns:w15="http://schemas.microsoft.com/office/word/2012/wordml" xmlns:w16cex="http://schemas.microsoft.com/office/word/2018/wordml/cex" xmlns:w16cid="http://schemas.microsoft.com/office/word/2016/wordml/cid" xmlns:w16="http://schemas.microsoft.com/office/word/2018/wordml" xmlns:w16sdtdh="http://schemas.microsoft.com/office/word/2020/wordml/sdtdatahash" xmlns:w16se="http://schemas.microsoft.com/office/word/2015/wordml/symex" xmlns:wpg="http://schemas.microsoft.com/office/word/2010/wordprocessingGroup" xmlns:wpi="http://schemas.microsoft.com/office/word/2010/wordprocessingInk" xmlns:wne="http://schemas.microsoft.com/office/word/2006/wordml" xmlns:wps="http://schemas.microsoft.com/office/word/2010/wordprocessingShape" mc:Ignorable="w14 w15 w16se w16cid w16 w16cex w16sdtdh wp14">
   <w:body>
     <w:p>
       <w:pPr>
@@ -62,7 +62,6 @@
             <w:r>
               <w:rPr>
                 <w:noProof/>
-                <w:color w:val="auto"/>
               </w:rPr>
               <w:drawing>
                 <wp:anchor distT="0" distB="0" distL="114300" distR="114300" simplePos="0" relativeHeight="251666432" behindDoc="0" locked="0" layoutInCell="1" hidden="0" allowOverlap="1" wp14:anchorId="1D9DC17A" wp14:editId="48141786">
@@ -86,7 +85,7 @@
                           <pic:cNvPicPr preferRelativeResize="0"/>
                         </pic:nvPicPr>
                         <pic:blipFill>
-                          <a:blip r:embed="rId7"/>
+                          <a:blip r:embed="rId10"/>
                           <a:srcRect/>
                           <a:stretch>
                             <a:fillRect/>
@@ -195,29 +194,27 @@
                 <w:sz w:val="20"/>
                 <w:szCs w:val="20"/>
               </w:rPr>
-              <w:t xml:space="preserve">Las indicaciones, el mensaje de correcto e incorrecto debe estar la redacción en </w:t>
-            </w:r>
-            <w:proofErr w:type="gramStart"/>
-            <w:r>
-              <w:rPr>
-                <w:rFonts w:eastAsia="Calibri"/>
-                <w:b w:val="0"/>
-                <w:color w:val="auto"/>
-                <w:sz w:val="20"/>
-                <w:szCs w:val="20"/>
-              </w:rPr>
-              <w:t>segundo persona</w:t>
-            </w:r>
-            <w:proofErr w:type="gramEnd"/>
-            <w:r>
-              <w:rPr>
-                <w:rFonts w:eastAsia="Calibri"/>
-                <w:b w:val="0"/>
-                <w:color w:val="auto"/>
-                <w:sz w:val="20"/>
-                <w:szCs w:val="20"/>
-              </w:rPr>
-              <w:t>.</w:t>
+              <w:t>Las indicaciones, el mensaje de correcto e incorrecto debe estar la redacción en segund</w:t>
+            </w:r>
+            <w:r>
+              <w:rPr>
+                <w:rFonts w:eastAsia="Calibri"/>
+                <w:b w:val="0"/>
+                <w:color w:val="auto"/>
+                <w:sz w:val="20"/>
+                <w:szCs w:val="20"/>
+              </w:rPr>
+              <w:t>a</w:t>
+            </w:r>
+            <w:r>
+              <w:rPr>
+                <w:rFonts w:eastAsia="Calibri"/>
+                <w:b w:val="0"/>
+                <w:color w:val="auto"/>
+                <w:sz w:val="20"/>
+                <w:szCs w:val="20"/>
+              </w:rPr>
+              <w:t xml:space="preserve"> persona.</w:t>
             </w:r>
           </w:p>
           <w:p>
@@ -333,7 +330,27 @@
                 <w:sz w:val="20"/>
                 <w:szCs w:val="20"/>
               </w:rPr>
-              <w:t>Al final de la actividad se muestra una retroalimentación de felicitación si logra el 70% de respuestas correctas o retroalimentación de mejora si es inferior a este porcentaje.</w:t>
+              <w:t>Al final de la actividad se muestra una retroalimentación de felicitación si logra el 70</w:t>
+            </w:r>
+            <w:r>
+              <w:rPr>
+                <w:rFonts w:eastAsia="Calibri"/>
+                <w:b w:val="0"/>
+                <w:color w:val="auto"/>
+                <w:sz w:val="20"/>
+                <w:szCs w:val="20"/>
+              </w:rPr>
+              <w:t xml:space="preserve"> </w:t>
+            </w:r>
+            <w:r>
+              <w:rPr>
+                <w:rFonts w:eastAsia="Calibri"/>
+                <w:b w:val="0"/>
+                <w:color w:val="auto"/>
+                <w:sz w:val="20"/>
+                <w:szCs w:val="20"/>
+              </w:rPr>
+              <w:t>% de respuestas correctas o retroalimentación de mejora si es inferior a este porcentaje.</w:t>
             </w:r>
           </w:p>
           <w:p>
@@ -407,6 +424,7 @@
               <w:cnfStyle w:val="000000000000" w:firstRow="0" w:lastRow="0" w:firstColumn="0" w:lastColumn="0" w:oddVBand="0" w:evenVBand="0" w:oddHBand="0" w:evenHBand="0" w:firstRowFirstColumn="0" w:firstRowLastColumn="0" w:lastRowFirstColumn="0" w:lastRowLastColumn="0"/>
               <w:rPr>
                 <w:rFonts w:eastAsia="Calibri"/>
+                <w:bCs/>
                 <w:i/>
                 <w:color w:val="auto"/>
               </w:rPr>
@@ -414,112 +432,119 @@
           </w:p>
           <w:p>
             <w:pPr>
+              <w:ind w:left="304"/>
               <w:cnfStyle w:val="000000000000" w:firstRow="0" w:lastRow="0" w:firstColumn="0" w:lastColumn="0" w:oddVBand="0" w:evenVBand="0" w:oddHBand="0" w:evenHBand="0" w:firstRowFirstColumn="0" w:firstRowLastColumn="0" w:lastRowFirstColumn="0" w:lastRowLastColumn="0"/>
               <w:rPr>
                 <w:rFonts w:eastAsia="Calibri"/>
-                <w:i/>
-                <w:color w:val="auto"/>
-                <w:shd w:val="clear" w:color="auto" w:fill="FFE599"/>
-              </w:rPr>
-            </w:pPr>
-            <w:r>
-              <w:rPr>
-                <w:rFonts w:eastAsia="Calibri"/>
-                <w:i/>
-                <w:color w:val="auto"/>
-              </w:rPr>
-              <w:t>Esta actividad le permitirá determinar el grado de apropiación de los contenidos del componente formativo:</w:t>
-            </w:r>
-            <w:r>
-              <w:rPr>
-                <w:color w:val="auto"/>
-              </w:rPr>
-              <w:t xml:space="preserve"> </w:t>
-            </w:r>
-            <w:proofErr w:type="gramStart"/>
-            <w:r>
-              <w:rPr>
-                <w:color w:val="auto"/>
-                <w:sz w:val="20"/>
-                <w:szCs w:val="20"/>
-                <w:lang w:eastAsia="es-ES"/>
-              </w:rPr>
-              <w:t>Aspectos  técnicos</w:t>
-            </w:r>
-            <w:proofErr w:type="gramEnd"/>
-            <w:r>
-              <w:rPr>
-                <w:color w:val="auto"/>
-                <w:sz w:val="20"/>
-                <w:szCs w:val="20"/>
-                <w:lang w:eastAsia="es-ES"/>
-              </w:rPr>
-              <w:t xml:space="preserve">  para patronaje de billeteras.</w:t>
-            </w:r>
-          </w:p>
-          <w:p>
-            <w:pPr>
+                <w:bCs/>
+                <w:color w:val="auto"/>
+                <w:sz w:val="20"/>
+                <w:szCs w:val="20"/>
+              </w:rPr>
+            </w:pPr>
+            <w:r>
+              <w:rPr>
+                <w:rFonts w:eastAsia="Calibri"/>
+                <w:bCs/>
+                <w:color w:val="auto"/>
+                <w:sz w:val="20"/>
+                <w:szCs w:val="20"/>
+              </w:rPr>
+              <w:t xml:space="preserve">Esta actividad le permitirá determinar el grado de apropiación de los contenidos del componente formativo: </w:t>
+            </w:r>
+            <w:r>
+              <w:rPr>
+                <w:rFonts w:eastAsia="Calibri"/>
+                <w:bCs/>
+                <w:color w:val="auto"/>
+                <w:sz w:val="20"/>
+                <w:szCs w:val="20"/>
+              </w:rPr>
+              <w:t>Aspectos técnicos para patronaje de billeteras.</w:t>
+            </w:r>
+          </w:p>
+          <w:p>
+            <w:pPr>
+              <w:ind w:left="1080"/>
               <w:cnfStyle w:val="000000000000" w:firstRow="0" w:lastRow="0" w:firstColumn="0" w:lastColumn="0" w:oddVBand="0" w:evenVBand="0" w:oddHBand="0" w:evenHBand="0" w:firstRowFirstColumn="0" w:firstRowLastColumn="0" w:lastRowFirstColumn="0" w:lastRowLastColumn="0"/>
               <w:rPr>
                 <w:rFonts w:eastAsia="Calibri"/>
-                <w:i/>
-                <w:color w:val="auto"/>
-              </w:rPr>
-            </w:pPr>
-          </w:p>
-          <w:p>
-            <w:pPr>
+                <w:bCs/>
+                <w:color w:val="auto"/>
+                <w:sz w:val="20"/>
+                <w:szCs w:val="20"/>
+              </w:rPr>
+            </w:pPr>
+          </w:p>
+          <w:p>
+            <w:pPr>
+              <w:ind w:left="304"/>
               <w:cnfStyle w:val="000000000000" w:firstRow="0" w:lastRow="0" w:firstColumn="0" w:lastColumn="0" w:oddVBand="0" w:evenVBand="0" w:oddHBand="0" w:evenHBand="0" w:firstRowFirstColumn="0" w:firstRowLastColumn="0" w:lastRowFirstColumn="0" w:lastRowLastColumn="0"/>
               <w:rPr>
                 <w:rFonts w:eastAsia="Calibri"/>
-                <w:i/>
-                <w:color w:val="auto"/>
-              </w:rPr>
-            </w:pPr>
-            <w:r>
-              <w:rPr>
-                <w:rFonts w:eastAsia="Calibri"/>
-                <w:i/>
-                <w:color w:val="auto"/>
+                <w:bCs/>
+                <w:color w:val="auto"/>
+                <w:sz w:val="20"/>
+                <w:szCs w:val="20"/>
+              </w:rPr>
+            </w:pPr>
+            <w:r>
+              <w:rPr>
+                <w:rFonts w:eastAsia="Calibri"/>
+                <w:bCs/>
+                <w:color w:val="auto"/>
+                <w:sz w:val="20"/>
+                <w:szCs w:val="20"/>
               </w:rPr>
               <w:t>Antes de su realización, se recomienda la lectura del componente formativo mencionado. Es opcional (no es calificable), y puede realizarse todas las veces que se desee.</w:t>
             </w:r>
           </w:p>
           <w:p>
             <w:pPr>
+              <w:ind w:left="1080"/>
               <w:cnfStyle w:val="000000000000" w:firstRow="0" w:lastRow="0" w:firstColumn="0" w:lastColumn="0" w:oddVBand="0" w:evenVBand="0" w:oddHBand="0" w:evenHBand="0" w:firstRowFirstColumn="0" w:firstRowLastColumn="0" w:lastRowFirstColumn="0" w:lastRowLastColumn="0"/>
               <w:rPr>
                 <w:rFonts w:eastAsia="Calibri"/>
-                <w:i/>
-                <w:color w:val="auto"/>
-              </w:rPr>
-            </w:pPr>
-          </w:p>
-          <w:p>
-            <w:pPr>
+                <w:bCs/>
+                <w:color w:val="auto"/>
+                <w:sz w:val="20"/>
+                <w:szCs w:val="20"/>
+              </w:rPr>
+            </w:pPr>
+          </w:p>
+          <w:p>
+            <w:pPr>
+              <w:ind w:left="304"/>
               <w:cnfStyle w:val="000000000000" w:firstRow="0" w:lastRow="0" w:firstColumn="0" w:lastColumn="0" w:oddVBand="0" w:evenVBand="0" w:oddHBand="0" w:evenHBand="0" w:firstRowFirstColumn="0" w:firstRowLastColumn="0" w:lastRowFirstColumn="0" w:lastRowLastColumn="0"/>
               <w:rPr>
                 <w:rFonts w:eastAsia="Calibri"/>
-                <w:i/>
-                <w:color w:val="auto"/>
-              </w:rPr>
-            </w:pPr>
-            <w:r>
-              <w:rPr>
-                <w:rFonts w:eastAsia="Calibri"/>
-                <w:i/>
-                <w:color w:val="auto"/>
+                <w:bCs/>
+                <w:color w:val="auto"/>
+                <w:sz w:val="20"/>
+                <w:szCs w:val="20"/>
+              </w:rPr>
+            </w:pPr>
+            <w:r>
+              <w:rPr>
+                <w:rFonts w:eastAsia="Calibri"/>
+                <w:bCs/>
+                <w:color w:val="auto"/>
+                <w:sz w:val="20"/>
+                <w:szCs w:val="20"/>
               </w:rPr>
               <w:t>Lea la pregunta de cada ítem y seleccione la respuesta correcta.</w:t>
             </w:r>
           </w:p>
           <w:p>
             <w:pPr>
+              <w:ind w:left="1080"/>
               <w:cnfStyle w:val="000000000000" w:firstRow="0" w:lastRow="0" w:firstColumn="0" w:lastColumn="0" w:oddVBand="0" w:evenVBand="0" w:oddHBand="0" w:evenHBand="0" w:firstRowFirstColumn="0" w:firstRowLastColumn="0" w:lastRowFirstColumn="0" w:lastRowLastColumn="0"/>
               <w:rPr>
                 <w:rFonts w:eastAsia="Calibri"/>
-                <w:i/>
-                <w:color w:val="auto"/>
+                <w:b/>
+                <w:color w:val="auto"/>
+                <w:sz w:val="20"/>
+                <w:szCs w:val="20"/>
               </w:rPr>
             </w:pPr>
           </w:p>
@@ -1434,7 +1459,6 @@
                 <w:bCs/>
                 <w:color w:val="auto"/>
               </w:rPr>
-              <w:lastRenderedPageBreak/>
               <w:t>Opción c)</w:t>
             </w:r>
           </w:p>
@@ -1580,6 +1604,7 @@
                 <w:bCs/>
                 <w:color w:val="auto"/>
               </w:rPr>
+              <w:lastRenderedPageBreak/>
               <w:t>Comentario respuesta correcta</w:t>
             </w:r>
           </w:p>
@@ -2542,23 +2567,13 @@
                 <w:szCs w:val="20"/>
               </w:rPr>
             </w:pPr>
-            <w:proofErr w:type="gramStart"/>
             <w:r>
               <w:rPr>
                 <w:i/>
                 <w:iCs/>
                 <w:color w:val="auto"/>
               </w:rPr>
-              <w:t>Denim</w:t>
-            </w:r>
-            <w:proofErr w:type="gramEnd"/>
-            <w:r>
-              <w:rPr>
-                <w:i/>
-                <w:iCs/>
-                <w:color w:val="auto"/>
-              </w:rPr>
-              <w:t>.</w:t>
+              <w:t>Denim.</w:t>
             </w:r>
           </w:p>
         </w:tc>
@@ -3910,7 +3925,6 @@
                 <w:bCs/>
                 <w:color w:val="auto"/>
               </w:rPr>
-              <w:lastRenderedPageBreak/>
               <w:t>Opción b)</w:t>
             </w:r>
           </w:p>
@@ -4085,6 +4099,7 @@
                 <w:bCs/>
                 <w:color w:val="auto"/>
               </w:rPr>
+              <w:lastRenderedPageBreak/>
               <w:t>Opción d)</w:t>
             </w:r>
           </w:p>
@@ -6566,7 +6581,6 @@
                 <w:bCs/>
                 <w:color w:val="auto"/>
               </w:rPr>
-              <w:lastRenderedPageBreak/>
               <w:t>Comentario respuesta incorrecta</w:t>
             </w:r>
           </w:p>
@@ -6621,6 +6635,7 @@
                 <w:rFonts w:eastAsia="Calibri"/>
                 <w:color w:val="auto"/>
               </w:rPr>
+              <w:lastRenderedPageBreak/>
               <w:t>Pregunta 13</w:t>
             </w:r>
           </w:p>
@@ -8249,7 +8264,7 @@
     </w:tbl>
     <w:p/>
     <w:sectPr>
-      <w:headerReference w:type="default" r:id="rId8"/>
+      <w:headerReference w:type="default" r:id="rId11"/>
       <w:pgSz w:w="11909" w:h="16834"/>
       <w:pgMar w:top="1440" w:right="1440" w:bottom="1440" w:left="1440" w:header="720" w:footer="720" w:gutter="0"/>
       <w:pgNumType w:start="1"/>
@@ -8260,7 +8275,7 @@
 </file>
 
 <file path=word/endnotes.xml><?xml version="1.0" encoding="utf-8"?>
-<w:endnotes xmlns:wpc="http://schemas.microsoft.com/office/word/2010/wordprocessingCanvas" xmlns:cx="http://schemas.microsoft.com/office/drawing/2014/chartex" xmlns:cx1="http://schemas.microsoft.com/office/drawing/2015/9/8/chartex" xmlns:cx2="http://schemas.microsoft.com/office/drawing/2015/10/21/chartex" xmlns:cx3="http://schemas.microsoft.com/office/drawing/2016/5/9/chartex" xmlns:cx4="http://schemas.microsoft.com/office/drawing/2016/5/10/chartex" xmlns:cx5="http://schemas.microsoft.com/office/drawing/2016/5/11/chartex" xmlns:cx6="http://schemas.microsoft.com/office/drawing/2016/5/12/chartex" xmlns:cx7="http://schemas.microsoft.com/office/drawing/2016/5/13/chartex" xmlns:cx8="http://schemas.microsoft.com/office/drawing/2016/5/14/chartex" xmlns:mc="http://schemas.openxmlformats.org/markup-compatibility/2006" xmlns:aink="http://schemas.microsoft.com/office/drawing/2016/ink" xmlns:am3d="http://schemas.microsoft.com/office/drawing/2017/model3d" xmlns:o="urn:schemas-microsoft-com:office:office" xmlns:oel="http://schemas.microsoft.com/office/2019/extlst" xmlns:r="http://schemas.openxmlformats.org/officeDocument/2006/relationships" xmlns:m="http://schemas.openxmlformats.org/officeDocument/2006/math" xmlns:v="urn:schemas-microsoft-com:vml" xmlns:wp14="http://schemas.microsoft.com/office/word/2010/wordprocessingDrawing" xmlns:wp="http://schemas.openxmlformats.org/drawingml/2006/wordprocessingDrawing" xmlns:w10="urn:schemas-microsoft-com:office:word" xmlns:w="http://schemas.openxmlformats.org/wordprocessingml/2006/main" xmlns:w14="http://schemas.microsoft.com/office/word/2010/wordml" xmlns:w15="http://schemas.microsoft.com/office/word/2012/wordml" xmlns:w16cex="http://schemas.microsoft.com/office/word/2018/wordml/cex" xmlns:w16cid="http://schemas.microsoft.com/office/word/2016/wordml/cid" xmlns:w16="http://schemas.microsoft.com/office/word/2018/wordml" xmlns:w16du="http://schemas.microsoft.com/office/word/2023/wordml/word16du" xmlns:w16sdtdh="http://schemas.microsoft.com/office/word/2020/wordml/sdtdatahash" xmlns:w16sdtfl="http://schemas.microsoft.com/office/word/2024/wordml/sdtformatlock" xmlns:w16se="http://schemas.microsoft.com/office/word/2015/wordml/symex" xmlns:wpg="http://schemas.microsoft.com/office/word/2010/wordprocessingGroup" xmlns:wpi="http://schemas.microsoft.com/office/word/2010/wordprocessingInk" xmlns:wne="http://schemas.microsoft.com/office/word/2006/wordml" xmlns:wps="http://schemas.microsoft.com/office/word/2010/wordprocessingShape" mc:Ignorable="w14 w15 w16se w16cid w16 w16cex w16sdtdh w16sdtfl w16du wp14">
+<w:endnotes xmlns:wpc="http://schemas.microsoft.com/office/word/2010/wordprocessingCanvas" xmlns:cx="http://schemas.microsoft.com/office/drawing/2014/chartex" xmlns:cx1="http://schemas.microsoft.com/office/drawing/2015/9/8/chartex" xmlns:cx2="http://schemas.microsoft.com/office/drawing/2015/10/21/chartex" xmlns:cx3="http://schemas.microsoft.com/office/drawing/2016/5/9/chartex" xmlns:cx4="http://schemas.microsoft.com/office/drawing/2016/5/10/chartex" xmlns:cx5="http://schemas.microsoft.com/office/drawing/2016/5/11/chartex" xmlns:cx6="http://schemas.microsoft.com/office/drawing/2016/5/12/chartex" xmlns:cx7="http://schemas.microsoft.com/office/drawing/2016/5/13/chartex" xmlns:cx8="http://schemas.microsoft.com/office/drawing/2016/5/14/chartex" xmlns:mc="http://schemas.openxmlformats.org/markup-compatibility/2006" xmlns:aink="http://schemas.microsoft.com/office/drawing/2016/ink" xmlns:am3d="http://schemas.microsoft.com/office/drawing/2017/model3d" xmlns:o="urn:schemas-microsoft-com:office:office" xmlns:oel="http://schemas.microsoft.com/office/2019/extlst" xmlns:r="http://schemas.openxmlformats.org/officeDocument/2006/relationships" xmlns:m="http://schemas.openxmlformats.org/officeDocument/2006/math" xmlns:v="urn:schemas-microsoft-com:vml" xmlns:wp14="http://schemas.microsoft.com/office/word/2010/wordprocessingDrawing" xmlns:wp="http://schemas.openxmlformats.org/drawingml/2006/wordprocessingDrawing" xmlns:w10="urn:schemas-microsoft-com:office:word" xmlns:w="http://schemas.openxmlformats.org/wordprocessingml/2006/main" xmlns:w14="http://schemas.microsoft.com/office/word/2010/wordml" xmlns:w15="http://schemas.microsoft.com/office/word/2012/wordml" xmlns:w16cex="http://schemas.microsoft.com/office/word/2018/wordml/cex" xmlns:w16cid="http://schemas.microsoft.com/office/word/2016/wordml/cid" xmlns:w16="http://schemas.microsoft.com/office/word/2018/wordml" xmlns:w16sdtdh="http://schemas.microsoft.com/office/word/2020/wordml/sdtdatahash" xmlns:w16se="http://schemas.microsoft.com/office/word/2015/wordml/symex" xmlns:wpg="http://schemas.microsoft.com/office/word/2010/wordprocessingGroup" xmlns:wpi="http://schemas.microsoft.com/office/word/2010/wordprocessingInk" xmlns:wne="http://schemas.microsoft.com/office/word/2006/wordml" xmlns:wps="http://schemas.microsoft.com/office/word/2010/wordprocessingShape" mc:Ignorable="w14 w15 w16se w16cid w16 w16cex w16sdtdh wp14">
   <w:endnote w:type="separator" w:id="-1">
     <w:p>
       <w:pPr>
@@ -8285,7 +8300,7 @@
 </file>
 
 <file path=word/footnotes.xml><?xml version="1.0" encoding="utf-8"?>
-<w:footnotes xmlns:wpc="http://schemas.microsoft.com/office/word/2010/wordprocessingCanvas" xmlns:cx="http://schemas.microsoft.com/office/drawing/2014/chartex" xmlns:cx1="http://schemas.microsoft.com/office/drawing/2015/9/8/chartex" xmlns:cx2="http://schemas.microsoft.com/office/drawing/2015/10/21/chartex" xmlns:cx3="http://schemas.microsoft.com/office/drawing/2016/5/9/chartex" xmlns:cx4="http://schemas.microsoft.com/office/drawing/2016/5/10/chartex" xmlns:cx5="http://schemas.microsoft.com/office/drawing/2016/5/11/chartex" xmlns:cx6="http://schemas.microsoft.com/office/drawing/2016/5/12/chartex" xmlns:cx7="http://schemas.microsoft.com/office/drawing/2016/5/13/chartex" xmlns:cx8="http://schemas.microsoft.com/office/drawing/2016/5/14/chartex" xmlns:mc="http://schemas.openxmlformats.org/markup-compatibility/2006" xmlns:aink="http://schemas.microsoft.com/office/drawing/2016/ink" xmlns:am3d="http://schemas.microsoft.com/office/drawing/2017/model3d" xmlns:o="urn:schemas-microsoft-com:office:office" xmlns:oel="http://schemas.microsoft.com/office/2019/extlst" xmlns:r="http://schemas.openxmlformats.org/officeDocument/2006/relationships" xmlns:m="http://schemas.openxmlformats.org/officeDocument/2006/math" xmlns:v="urn:schemas-microsoft-com:vml" xmlns:wp14="http://schemas.microsoft.com/office/word/2010/wordprocessingDrawing" xmlns:wp="http://schemas.openxmlformats.org/drawingml/2006/wordprocessingDrawing" xmlns:w10="urn:schemas-microsoft-com:office:word" xmlns:w="http://schemas.openxmlformats.org/wordprocessingml/2006/main" xmlns:w14="http://schemas.microsoft.com/office/word/2010/wordml" xmlns:w15="http://schemas.microsoft.com/office/word/2012/wordml" xmlns:w16cex="http://schemas.microsoft.com/office/word/2018/wordml/cex" xmlns:w16cid="http://schemas.microsoft.com/office/word/2016/wordml/cid" xmlns:w16="http://schemas.microsoft.com/office/word/2018/wordml" xmlns:w16du="http://schemas.microsoft.com/office/word/2023/wordml/word16du" xmlns:w16sdtdh="http://schemas.microsoft.com/office/word/2020/wordml/sdtdatahash" xmlns:w16sdtfl="http://schemas.microsoft.com/office/word/2024/wordml/sdtformatlock" xmlns:w16se="http://schemas.microsoft.com/office/word/2015/wordml/symex" xmlns:wpg="http://schemas.microsoft.com/office/word/2010/wordprocessingGroup" xmlns:wpi="http://schemas.microsoft.com/office/word/2010/wordprocessingInk" xmlns:wne="http://schemas.microsoft.com/office/word/2006/wordml" xmlns:wps="http://schemas.microsoft.com/office/word/2010/wordprocessingShape" mc:Ignorable="w14 w15 w16se w16cid w16 w16cex w16sdtdh w16sdtfl w16du wp14">
+<w:footnotes xmlns:wpc="http://schemas.microsoft.com/office/word/2010/wordprocessingCanvas" xmlns:cx="http://schemas.microsoft.com/office/drawing/2014/chartex" xmlns:cx1="http://schemas.microsoft.com/office/drawing/2015/9/8/chartex" xmlns:cx2="http://schemas.microsoft.com/office/drawing/2015/10/21/chartex" xmlns:cx3="http://schemas.microsoft.com/office/drawing/2016/5/9/chartex" xmlns:cx4="http://schemas.microsoft.com/office/drawing/2016/5/10/chartex" xmlns:cx5="http://schemas.microsoft.com/office/drawing/2016/5/11/chartex" xmlns:cx6="http://schemas.microsoft.com/office/drawing/2016/5/12/chartex" xmlns:cx7="http://schemas.microsoft.com/office/drawing/2016/5/13/chartex" xmlns:cx8="http://schemas.microsoft.com/office/drawing/2016/5/14/chartex" xmlns:mc="http://schemas.openxmlformats.org/markup-compatibility/2006" xmlns:aink="http://schemas.microsoft.com/office/drawing/2016/ink" xmlns:am3d="http://schemas.microsoft.com/office/drawing/2017/model3d" xmlns:o="urn:schemas-microsoft-com:office:office" xmlns:oel="http://schemas.microsoft.com/office/2019/extlst" xmlns:r="http://schemas.openxmlformats.org/officeDocument/2006/relationships" xmlns:m="http://schemas.openxmlformats.org/officeDocument/2006/math" xmlns:v="urn:schemas-microsoft-com:vml" xmlns:wp14="http://schemas.microsoft.com/office/word/2010/wordprocessingDrawing" xmlns:wp="http://schemas.openxmlformats.org/drawingml/2006/wordprocessingDrawing" xmlns:w10="urn:schemas-microsoft-com:office:word" xmlns:w="http://schemas.openxmlformats.org/wordprocessingml/2006/main" xmlns:w14="http://schemas.microsoft.com/office/word/2010/wordml" xmlns:w15="http://schemas.microsoft.com/office/word/2012/wordml" xmlns:w16cex="http://schemas.microsoft.com/office/word/2018/wordml/cex" xmlns:w16cid="http://schemas.microsoft.com/office/word/2016/wordml/cid" xmlns:w16="http://schemas.microsoft.com/office/word/2018/wordml" xmlns:w16sdtdh="http://schemas.microsoft.com/office/word/2020/wordml/sdtdatahash" xmlns:w16se="http://schemas.microsoft.com/office/word/2015/wordml/symex" xmlns:wpg="http://schemas.microsoft.com/office/word/2010/wordprocessingGroup" xmlns:wpi="http://schemas.microsoft.com/office/word/2010/wordprocessingInk" xmlns:wne="http://schemas.microsoft.com/office/word/2006/wordml" xmlns:wps="http://schemas.microsoft.com/office/word/2010/wordprocessingShape" mc:Ignorable="w14 w15 w16se w16cid w16 w16cex w16sdtdh wp14">
   <w:footnote w:type="separator" w:id="-1">
     <w:p>
       <w:pPr>
@@ -8310,7 +8325,7 @@
 </file>
 
 <file path=word/header1.xml><?xml version="1.0" encoding="utf-8"?>
-<w:hdr xmlns:wpc="http://schemas.microsoft.com/office/word/2010/wordprocessingCanvas" xmlns:cx="http://schemas.microsoft.com/office/drawing/2014/chartex" xmlns:cx1="http://schemas.microsoft.com/office/drawing/2015/9/8/chartex" xmlns:cx2="http://schemas.microsoft.com/office/drawing/2015/10/21/chartex" xmlns:cx3="http://schemas.microsoft.com/office/drawing/2016/5/9/chartex" xmlns:cx4="http://schemas.microsoft.com/office/drawing/2016/5/10/chartex" xmlns:cx5="http://schemas.microsoft.com/office/drawing/2016/5/11/chartex" xmlns:cx6="http://schemas.microsoft.com/office/drawing/2016/5/12/chartex" xmlns:cx7="http://schemas.microsoft.com/office/drawing/2016/5/13/chartex" xmlns:cx8="http://schemas.microsoft.com/office/drawing/2016/5/14/chartex" xmlns:mc="http://schemas.openxmlformats.org/markup-compatibility/2006" xmlns:aink="http://schemas.microsoft.com/office/drawing/2016/ink" xmlns:am3d="http://schemas.microsoft.com/office/drawing/2017/model3d" xmlns:o="urn:schemas-microsoft-com:office:office" xmlns:oel="http://schemas.microsoft.com/office/2019/extlst" xmlns:r="http://schemas.openxmlformats.org/officeDocument/2006/relationships" xmlns:m="http://schemas.openxmlformats.org/officeDocument/2006/math" xmlns:v="urn:schemas-microsoft-com:vml" xmlns:wp14="http://schemas.microsoft.com/office/word/2010/wordprocessingDrawing" xmlns:wp="http://schemas.openxmlformats.org/drawingml/2006/wordprocessingDrawing" xmlns:w10="urn:schemas-microsoft-com:office:word" xmlns:w="http://schemas.openxmlformats.org/wordprocessingml/2006/main" xmlns:w14="http://schemas.microsoft.com/office/word/2010/wordml" xmlns:w15="http://schemas.microsoft.com/office/word/2012/wordml" xmlns:w16cex="http://schemas.microsoft.com/office/word/2018/wordml/cex" xmlns:w16cid="http://schemas.microsoft.com/office/word/2016/wordml/cid" xmlns:w16="http://schemas.microsoft.com/office/word/2018/wordml" xmlns:w16du="http://schemas.microsoft.com/office/word/2023/wordml/word16du" xmlns:w16sdtdh="http://schemas.microsoft.com/office/word/2020/wordml/sdtdatahash" xmlns:w16sdtfl="http://schemas.microsoft.com/office/word/2024/wordml/sdtformatlock" xmlns:w16se="http://schemas.microsoft.com/office/word/2015/wordml/symex" xmlns:wpg="http://schemas.microsoft.com/office/word/2010/wordprocessingGroup" xmlns:wpi="http://schemas.microsoft.com/office/word/2010/wordprocessingInk" xmlns:wne="http://schemas.microsoft.com/office/word/2006/wordml" xmlns:wps="http://schemas.microsoft.com/office/word/2010/wordprocessingShape" mc:Ignorable="w14 w15 w16se w16cid w16 w16cex w16sdtdh w16sdtfl w16du wp14">
+<w:hdr xmlns:wpc="http://schemas.microsoft.com/office/word/2010/wordprocessingCanvas" xmlns:cx="http://schemas.microsoft.com/office/drawing/2014/chartex" xmlns:cx1="http://schemas.microsoft.com/office/drawing/2015/9/8/chartex" xmlns:cx2="http://schemas.microsoft.com/office/drawing/2015/10/21/chartex" xmlns:cx3="http://schemas.microsoft.com/office/drawing/2016/5/9/chartex" xmlns:cx4="http://schemas.microsoft.com/office/drawing/2016/5/10/chartex" xmlns:cx5="http://schemas.microsoft.com/office/drawing/2016/5/11/chartex" xmlns:cx6="http://schemas.microsoft.com/office/drawing/2016/5/12/chartex" xmlns:cx7="http://schemas.microsoft.com/office/drawing/2016/5/13/chartex" xmlns:cx8="http://schemas.microsoft.com/office/drawing/2016/5/14/chartex" xmlns:mc="http://schemas.openxmlformats.org/markup-compatibility/2006" xmlns:aink="http://schemas.microsoft.com/office/drawing/2016/ink" xmlns:am3d="http://schemas.microsoft.com/office/drawing/2017/model3d" xmlns:o="urn:schemas-microsoft-com:office:office" xmlns:oel="http://schemas.microsoft.com/office/2019/extlst" xmlns:r="http://schemas.openxmlformats.org/officeDocument/2006/relationships" xmlns:m="http://schemas.openxmlformats.org/officeDocument/2006/math" xmlns:v="urn:schemas-microsoft-com:vml" xmlns:wp14="http://schemas.microsoft.com/office/word/2010/wordprocessingDrawing" xmlns:wp="http://schemas.openxmlformats.org/drawingml/2006/wordprocessingDrawing" xmlns:w10="urn:schemas-microsoft-com:office:word" xmlns:w="http://schemas.openxmlformats.org/wordprocessingml/2006/main" xmlns:w14="http://schemas.microsoft.com/office/word/2010/wordml" xmlns:w15="http://schemas.microsoft.com/office/word/2012/wordml" xmlns:w16cex="http://schemas.microsoft.com/office/word/2018/wordml/cex" xmlns:w16cid="http://schemas.microsoft.com/office/word/2016/wordml/cid" xmlns:w16="http://schemas.microsoft.com/office/word/2018/wordml" xmlns:w16sdtdh="http://schemas.microsoft.com/office/word/2020/wordml/sdtdatahash" xmlns:w16se="http://schemas.microsoft.com/office/word/2015/wordml/symex" xmlns:wpg="http://schemas.microsoft.com/office/word/2010/wordprocessingGroup" xmlns:wpi="http://schemas.microsoft.com/office/word/2010/wordprocessingInk" xmlns:wne="http://schemas.microsoft.com/office/word/2006/wordml" xmlns:wps="http://schemas.microsoft.com/office/word/2010/wordprocessingShape" mc:Ignorable="w14 w15 w16se w16cid w16 w16cex w16sdtdh wp14">
   <w:p>
     <w:pPr>
       <w:pBdr>
@@ -8459,7 +8474,7 @@
             </wp:anchor>
           </w:drawing>
         </mc:Choice>
-        <mc:Fallback>
+        <mc:Fallback xmlns:w16sdtfl="http://schemas.microsoft.com/office/word/2024/wordml/sdtformatlock" xmlns:w16du="http://schemas.microsoft.com/office/word/2023/wordml/word16du">
           <w:pict>
             <v:rect w14:anchorId="29C177D3" id="Rectangle 1" o:spid="_x0000_s1026" style="position:absolute;margin-left:-54pt;margin-top:-14.4pt;width:460.5pt;height:112.3pt;z-index:251659264;visibility:visible;mso-wrap-style:square;mso-wrap-distance-left:9pt;mso-wrap-distance-top:3.6pt;mso-wrap-distance-right:9pt;mso-wrap-distance-bottom:3.6pt;mso-position-horizontal:absolute;mso-position-horizontal-relative:text;mso-position-vertical:absolute;mso-position-vertical-relative:text;v-text-anchor:top" o:gfxdata="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" filled="f" stroked="f">
               <v:textbox inset="2.53958mm,1.2694mm,2.53958mm,1.2694mm">
@@ -8509,7 +8524,7 @@
 </file>
 
 <file path=word/numbering.xml><?xml version="1.0" encoding="utf-8"?>
-<w:numbering xmlns:wpc="http://schemas.microsoft.com/office/word/2010/wordprocessingCanvas" xmlns:cx="http://schemas.microsoft.com/office/drawing/2014/chartex" xmlns:cx1="http://schemas.microsoft.com/office/drawing/2015/9/8/chartex" xmlns:cx2="http://schemas.microsoft.com/office/drawing/2015/10/21/chartex" xmlns:cx3="http://schemas.microsoft.com/office/drawing/2016/5/9/chartex" xmlns:cx4="http://schemas.microsoft.com/office/drawing/2016/5/10/chartex" xmlns:cx5="http://schemas.microsoft.com/office/drawing/2016/5/11/chartex" xmlns:cx6="http://schemas.microsoft.com/office/drawing/2016/5/12/chartex" xmlns:cx7="http://schemas.microsoft.com/office/drawing/2016/5/13/chartex" xmlns:cx8="http://schemas.microsoft.com/office/drawing/2016/5/14/chartex" xmlns:mc="http://schemas.openxmlformats.org/markup-compatibility/2006" xmlns:aink="http://schemas.microsoft.com/office/drawing/2016/ink" xmlns:am3d="http://schemas.microsoft.com/office/drawing/2017/model3d" xmlns:o="urn:schemas-microsoft-com:office:office" xmlns:oel="http://schemas.microsoft.com/office/2019/extlst" xmlns:r="http://schemas.openxmlformats.org/officeDocument/2006/relationships" xmlns:m="http://schemas.openxmlformats.org/officeDocument/2006/math" xmlns:v="urn:schemas-microsoft-com:vml" xmlns:wp14="http://schemas.microsoft.com/office/word/2010/wordprocessingDrawing" xmlns:wp="http://schemas.openxmlformats.org/drawingml/2006/wordprocessingDrawing" xmlns:w10="urn:schemas-microsoft-com:office:word" xmlns:w="http://schemas.openxmlformats.org/wordprocessingml/2006/main" xmlns:w14="http://schemas.microsoft.com/office/word/2010/wordml" xmlns:w15="http://schemas.microsoft.com/office/word/2012/wordml" xmlns:w16cex="http://schemas.microsoft.com/office/word/2018/wordml/cex" xmlns:w16cid="http://schemas.microsoft.com/office/word/2016/wordml/cid" xmlns:w16="http://schemas.microsoft.com/office/word/2018/wordml" xmlns:w16du="http://schemas.microsoft.com/office/word/2023/wordml/word16du" xmlns:w16sdtdh="http://schemas.microsoft.com/office/word/2020/wordml/sdtdatahash" xmlns:w16sdtfl="http://schemas.microsoft.com/office/word/2024/wordml/sdtformatlock" xmlns:w16se="http://schemas.microsoft.com/office/word/2015/wordml/symex" xmlns:wpg="http://schemas.microsoft.com/office/word/2010/wordprocessingGroup" xmlns:wpi="http://schemas.microsoft.com/office/word/2010/wordprocessingInk" xmlns:wne="http://schemas.microsoft.com/office/word/2006/wordml" xmlns:wps="http://schemas.microsoft.com/office/word/2010/wordprocessingShape" mc:Ignorable="w14 w15 w16se w16cid w16 w16cex w16sdtdh w16sdtfl w16du wp14">
+<w:numbering xmlns:wpc="http://schemas.microsoft.com/office/word/2010/wordprocessingCanvas" xmlns:cx="http://schemas.microsoft.com/office/drawing/2014/chartex" xmlns:cx1="http://schemas.microsoft.com/office/drawing/2015/9/8/chartex" xmlns:cx2="http://schemas.microsoft.com/office/drawing/2015/10/21/chartex" xmlns:cx3="http://schemas.microsoft.com/office/drawing/2016/5/9/chartex" xmlns:cx4="http://schemas.microsoft.com/office/drawing/2016/5/10/chartex" xmlns:cx5="http://schemas.microsoft.com/office/drawing/2016/5/11/chartex" xmlns:cx6="http://schemas.microsoft.com/office/drawing/2016/5/12/chartex" xmlns:cx7="http://schemas.microsoft.com/office/drawing/2016/5/13/chartex" xmlns:cx8="http://schemas.microsoft.com/office/drawing/2016/5/14/chartex" xmlns:mc="http://schemas.openxmlformats.org/markup-compatibility/2006" xmlns:aink="http://schemas.microsoft.com/office/drawing/2016/ink" xmlns:am3d="http://schemas.microsoft.com/office/drawing/2017/model3d" xmlns:o="urn:schemas-microsoft-com:office:office" xmlns:oel="http://schemas.microsoft.com/office/2019/extlst" xmlns:r="http://schemas.openxmlformats.org/officeDocument/2006/relationships" xmlns:m="http://schemas.openxmlformats.org/officeDocument/2006/math" xmlns:v="urn:schemas-microsoft-com:vml" xmlns:wp14="http://schemas.microsoft.com/office/word/2010/wordprocessingDrawing" xmlns:wp="http://schemas.openxmlformats.org/drawingml/2006/wordprocessingDrawing" xmlns:w10="urn:schemas-microsoft-com:office:word" xmlns:w="http://schemas.openxmlformats.org/wordprocessingml/2006/main" xmlns:w14="http://schemas.microsoft.com/office/word/2010/wordml" xmlns:w15="http://schemas.microsoft.com/office/word/2012/wordml" xmlns:w16cex="http://schemas.microsoft.com/office/word/2018/wordml/cex" xmlns:w16cid="http://schemas.microsoft.com/office/word/2016/wordml/cid" xmlns:w16="http://schemas.microsoft.com/office/word/2018/wordml" xmlns:w16sdtdh="http://schemas.microsoft.com/office/word/2020/wordml/sdtdatahash" xmlns:w16se="http://schemas.microsoft.com/office/word/2015/wordml/symex" xmlns:wpg="http://schemas.microsoft.com/office/word/2010/wordprocessingGroup" xmlns:wpi="http://schemas.microsoft.com/office/word/2010/wordprocessingInk" xmlns:wne="http://schemas.microsoft.com/office/word/2006/wordml" xmlns:wps="http://schemas.microsoft.com/office/word/2010/wordprocessingShape" mc:Ignorable="w14 w15 w16se w16cid w16 w16cex w16sdtdh wp14">
   <w:abstractNum w:abstractNumId="0" w15:restartNumberingAfterBreak="0">
     <w:nsid w:val="047D4F38"/>
     <w:multiLevelType w:val="multilevel"/>
@@ -8630,7 +8645,7 @@
 </file>
 
 <file path=word/styles.xml><?xml version="1.0" encoding="utf-8"?>
-<w:styles xmlns:mc="http://schemas.openxmlformats.org/markup-compatibility/2006" xmlns:r="http://schemas.openxmlformats.org/officeDocument/2006/relationships" xmlns:w="http://schemas.openxmlformats.org/wordprocessingml/2006/main" xmlns:w14="http://schemas.microsoft.com/office/word/2010/wordml" xmlns:w15="http://schemas.microsoft.com/office/word/2012/wordml" xmlns:w16cex="http://schemas.microsoft.com/office/word/2018/wordml/cex" xmlns:w16cid="http://schemas.microsoft.com/office/word/2016/wordml/cid" xmlns:w16="http://schemas.microsoft.com/office/word/2018/wordml" xmlns:w16du="http://schemas.microsoft.com/office/word/2023/wordml/word16du" xmlns:w16sdtdh="http://schemas.microsoft.com/office/word/2020/wordml/sdtdatahash" xmlns:w16sdtfl="http://schemas.microsoft.com/office/word/2024/wordml/sdtformatlock" xmlns:w16se="http://schemas.microsoft.com/office/word/2015/wordml/symex" mc:Ignorable="w14 w15 w16se w16cid w16 w16cex w16sdtdh w16sdtfl w16du">
+<w:styles xmlns:mc="http://schemas.openxmlformats.org/markup-compatibility/2006" xmlns:r="http://schemas.openxmlformats.org/officeDocument/2006/relationships" xmlns:w="http://schemas.openxmlformats.org/wordprocessingml/2006/main" xmlns:w14="http://schemas.microsoft.com/office/word/2010/wordml" xmlns:w15="http://schemas.microsoft.com/office/word/2012/wordml" xmlns:w16cex="http://schemas.microsoft.com/office/word/2018/wordml/cex" xmlns:w16cid="http://schemas.microsoft.com/office/word/2016/wordml/cid" xmlns:w16="http://schemas.microsoft.com/office/word/2018/wordml" xmlns:w16sdtdh="http://schemas.microsoft.com/office/word/2020/wordml/sdtdatahash" xmlns:w16se="http://schemas.microsoft.com/office/word/2015/wordml/symex" mc:Ignorable="w14 w15 w16se w16cid w16 w16cex w16sdtdh">
   <w:docDefaults>
     <w:rPrDefault>
       <w:rPr>
@@ -9028,7 +9043,7 @@
     <w:name w:val="Normal"/>
     <w:qFormat/>
   </w:style>
-  <w:style w:type="paragraph" w:styleId="Heading1">
+  <w:style w:type="paragraph" w:styleId="Ttulo1">
     <w:name w:val="heading 1"/>
     <w:basedOn w:val="Normal"/>
     <w:next w:val="Normal"/>
@@ -9045,7 +9060,7 @@
       <w:szCs w:val="40"/>
     </w:rPr>
   </w:style>
-  <w:style w:type="paragraph" w:styleId="Heading2">
+  <w:style w:type="paragraph" w:styleId="Ttulo2">
     <w:name w:val="heading 2"/>
     <w:basedOn w:val="Normal"/>
     <w:next w:val="Normal"/>
@@ -9064,7 +9079,7 @@
       <w:szCs w:val="32"/>
     </w:rPr>
   </w:style>
-  <w:style w:type="paragraph" w:styleId="Heading3">
+  <w:style w:type="paragraph" w:styleId="Ttulo3">
     <w:name w:val="heading 3"/>
     <w:basedOn w:val="Normal"/>
     <w:next w:val="Normal"/>
@@ -9084,7 +9099,7 @@
       <w:szCs w:val="28"/>
     </w:rPr>
   </w:style>
-  <w:style w:type="paragraph" w:styleId="Heading4">
+  <w:style w:type="paragraph" w:styleId="Ttulo4">
     <w:name w:val="heading 4"/>
     <w:basedOn w:val="Normal"/>
     <w:next w:val="Normal"/>
@@ -9104,7 +9119,7 @@
       <w:szCs w:val="24"/>
     </w:rPr>
   </w:style>
-  <w:style w:type="paragraph" w:styleId="Heading5">
+  <w:style w:type="paragraph" w:styleId="Ttulo5">
     <w:name w:val="heading 5"/>
     <w:basedOn w:val="Normal"/>
     <w:next w:val="Normal"/>
@@ -9122,7 +9137,7 @@
       <w:color w:val="666666"/>
     </w:rPr>
   </w:style>
-  <w:style w:type="paragraph" w:styleId="Heading6">
+  <w:style w:type="paragraph" w:styleId="Ttulo6">
     <w:name w:val="heading 6"/>
     <w:basedOn w:val="Normal"/>
     <w:next w:val="Normal"/>
@@ -9141,12 +9156,13 @@
       <w:color w:val="666666"/>
     </w:rPr>
   </w:style>
-  <w:style w:type="character" w:default="1" w:styleId="DefaultParagraphFont">
+  <w:style w:type="character" w:default="1" w:styleId="Fuentedeprrafopredeter">
     <w:name w:val="Default Paragraph Font"/>
     <w:uiPriority w:val="1"/>
+    <w:semiHidden/>
     <w:unhideWhenUsed/>
   </w:style>
-  <w:style w:type="table" w:default="1" w:styleId="TableNormal">
+  <w:style w:type="table" w:default="1" w:styleId="Tablanormal">
     <w:name w:val="Normal Table"/>
     <w:uiPriority w:val="99"/>
     <w:semiHidden/>
@@ -9161,13 +9177,13 @@
       </w:tblCellMar>
     </w:tblPr>
   </w:style>
-  <w:style w:type="numbering" w:default="1" w:styleId="NoList">
+  <w:style w:type="numbering" w:default="1" w:styleId="Sinlista">
     <w:name w:val="No List"/>
     <w:uiPriority w:val="99"/>
     <w:semiHidden/>
     <w:unhideWhenUsed/>
   </w:style>
-  <w:style w:type="paragraph" w:styleId="Title">
+  <w:style w:type="paragraph" w:styleId="Ttulo">
     <w:name w:val="Title"/>
     <w:basedOn w:val="Normal"/>
     <w:next w:val="Normal"/>
@@ -9183,7 +9199,7 @@
       <w:szCs w:val="52"/>
     </w:rPr>
   </w:style>
-  <w:style w:type="paragraph" w:styleId="Subtitle">
+  <w:style w:type="paragraph" w:styleId="Subttulo">
     <w:name w:val="Subtitle"/>
     <w:basedOn w:val="Normal"/>
     <w:next w:val="Normal"/>
@@ -9201,7 +9217,7 @@
     </w:rPr>
   </w:style>
   <w:style w:type="table" w:customStyle="1" w:styleId="a">
-    <w:basedOn w:val="TableNormal"/>
+    <w:basedOn w:val="Tablanormal"/>
     <w:pPr>
       <w:spacing w:line="240" w:lineRule="auto"/>
     </w:pPr>
@@ -9258,7 +9274,7 @@
     </w:tblStylePr>
   </w:style>
   <w:style w:type="table" w:customStyle="1" w:styleId="a0">
-    <w:basedOn w:val="TableNormal"/>
+    <w:basedOn w:val="Tablanormal"/>
     <w:tblPr>
       <w:tblStyleRowBandSize w:val="1"/>
       <w:tblStyleColBandSize w:val="1"/>
@@ -9270,9 +9286,9 @@
       </w:tblCellMar>
     </w:tblPr>
   </w:style>
-  <w:style w:type="character" w:styleId="Strong">
+  <w:style w:type="character" w:styleId="Textoennegrita">
     <w:name w:val="Strong"/>
-    <w:basedOn w:val="DefaultParagraphFont"/>
+    <w:basedOn w:val="Fuentedeprrafopredeter"/>
     <w:uiPriority w:val="22"/>
     <w:qFormat/>
     <w:rsid w:val="007C0131"/>
@@ -9605,6 +9621,26 @@
 </file>
 
 <file path=customXml/item1.xml><?xml version="1.0" encoding="utf-8"?>
+<p:properties xmlns:p="http://schemas.microsoft.com/office/2006/metadata/properties" xmlns:xsi="http://www.w3.org/2001/XMLSchema-instance" xmlns:pc="http://schemas.microsoft.com/office/infopath/2007/PartnerControls">
+  <documentManagement>
+    <TaxCatchAll xmlns="b250f519-6473-4480-8c44-6ee3a3a530c3" xsi:nil="true"/>
+    <lcf76f155ced4ddcb4097134ff3c332f xmlns="d174a4fb-80c2-4523-8d89-375030acacbf">
+      <Terms xmlns="http://schemas.microsoft.com/office/infopath/2007/PartnerControls"/>
+    </lcf76f155ced4ddcb4097134ff3c332f>
+  </documentManagement>
+</p:properties>
+</file>
+
+<file path=customXml/item2.xml><?xml version="1.0" encoding="utf-8"?>
+<?mso-contentType ?>
+<FormTemplates xmlns="http://schemas.microsoft.com/sharepoint/v3/contenttype/forms">
+  <Display>DocumentLibraryForm</Display>
+  <Edit>DocumentLibraryForm</Edit>
+  <New>DocumentLibraryForm</New>
+</FormTemplates>
+</file>
+
+<file path=customXml/item3.xml><?xml version="1.0" encoding="utf-8"?>
 <ct:contentTypeSchema xmlns:ct="http://schemas.microsoft.com/office/2006/metadata/contentType" xmlns:ma="http://schemas.microsoft.com/office/2006/metadata/properties/metaAttributes" ct:_="" ma:_="" ma:contentTypeName="Documento" ma:contentTypeID="0x010100EA8A463C70CDF94EBCEAEE24D04F3F8A" ma:contentTypeVersion="12" ma:contentTypeDescription="Crear nuevo documento." ma:contentTypeScope="" ma:versionID="834bbb5c95a1a702615a1bc2f17b6ed0">
   <xsd:schema xmlns:xsd="http://www.w3.org/2001/XMLSchema" xmlns:xs="http://www.w3.org/2001/XMLSchema" xmlns:p="http://schemas.microsoft.com/office/2006/metadata/properties" xmlns:ns2="d174a4fb-80c2-4523-8d89-375030acacbf" xmlns:ns3="b250f519-6473-4480-8c44-6ee3a3a530c3" targetNamespace="http://schemas.microsoft.com/office/2006/metadata/properties" ma:root="true" ma:fieldsID="0fcfb8cdf97bd451fb080aad8514c60e" ns2:_="" ns3:_="">
     <xsd:import namespace="d174a4fb-80c2-4523-8d89-375030acacbf"/>
@@ -9805,34 +9841,40 @@
 </ct:contentTypeSchema>
 </file>
 
-<file path=customXml/item2.xml><?xml version="1.0" encoding="utf-8"?>
-<?mso-contentType ?>
-<FormTemplates xmlns="http://schemas.microsoft.com/sharepoint/v3/contenttype/forms">
-  <Display>DocumentLibraryForm</Display>
-  <Edit>DocumentLibraryForm</Edit>
-  <New>DocumentLibraryForm</New>
-</FormTemplates>
-</file>
-
-<file path=customXml/item3.xml><?xml version="1.0" encoding="utf-8"?>
-<p:properties xmlns:p="http://schemas.microsoft.com/office/2006/metadata/properties" xmlns:xsi="http://www.w3.org/2001/XMLSchema-instance" xmlns:pc="http://schemas.microsoft.com/office/infopath/2007/PartnerControls">
-  <documentManagement>
-    <TaxCatchAll xmlns="b250f519-6473-4480-8c44-6ee3a3a530c3" xsi:nil="true"/>
-    <lcf76f155ced4ddcb4097134ff3c332f xmlns="d174a4fb-80c2-4523-8d89-375030acacbf">
-      <Terms xmlns="http://schemas.microsoft.com/office/infopath/2007/PartnerControls"/>
-    </lcf76f155ced4ddcb4097134ff3c332f>
-  </documentManagement>
-</p:properties>
-</file>
-
 <file path=customXml/itemProps1.xml><?xml version="1.0" encoding="utf-8"?>
-<ds:datastoreItem xmlns:ds="http://schemas.openxmlformats.org/officeDocument/2006/customXml" ds:itemID="{5E3B7523-B77A-4EC3-A264-6F3F8EF802D9}"/>
+<ds:datastoreItem xmlns:ds="http://schemas.openxmlformats.org/officeDocument/2006/customXml" ds:itemID="{4DE102F9-57E9-43A4-B70F-3495CD6D7577}">
+  <ds:schemaRefs>
+    <ds:schemaRef ds:uri="http://schemas.microsoft.com/office/2006/metadata/properties"/>
+    <ds:schemaRef ds:uri="http://schemas.microsoft.com/office/infopath/2007/PartnerControls"/>
+    <ds:schemaRef ds:uri="b250f519-6473-4480-8c44-6ee3a3a530c3"/>
+    <ds:schemaRef ds:uri="d174a4fb-80c2-4523-8d89-375030acacbf"/>
+  </ds:schemaRefs>
+</ds:datastoreItem>
 </file>
 
 <file path=customXml/itemProps2.xml><?xml version="1.0" encoding="utf-8"?>
-<ds:datastoreItem xmlns:ds="http://schemas.openxmlformats.org/officeDocument/2006/customXml" ds:itemID="{D2781AD7-D6FC-4935-81B8-1417C5627714}"/>
+<ds:datastoreItem xmlns:ds="http://schemas.openxmlformats.org/officeDocument/2006/customXml" ds:itemID="{D2781AD7-D6FC-4935-81B8-1417C5627714}">
+  <ds:schemaRefs>
+    <ds:schemaRef ds:uri="http://schemas.microsoft.com/sharepoint/v3/contenttype/forms"/>
+  </ds:schemaRefs>
+</ds:datastoreItem>
 </file>
 
 <file path=customXml/itemProps3.xml><?xml version="1.0" encoding="utf-8"?>
-<ds:datastoreItem xmlns:ds="http://schemas.openxmlformats.org/officeDocument/2006/customXml" ds:itemID="{4DE102F9-57E9-43A4-B70F-3495CD6D7577}"/>
+<ds:datastoreItem xmlns:ds="http://schemas.openxmlformats.org/officeDocument/2006/customXml" ds:itemID="{5E3B7523-B77A-4EC3-A264-6F3F8EF802D9}">
+  <ds:schemaRefs>
+    <ds:schemaRef ds:uri="http://schemas.microsoft.com/office/2006/metadata/contentType"/>
+    <ds:schemaRef ds:uri="http://schemas.microsoft.com/office/2006/metadata/properties/metaAttributes"/>
+    <ds:schemaRef ds:uri="http://www.w3.org/2001/XMLSchema"/>
+    <ds:schemaRef ds:uri="http://schemas.microsoft.com/office/2006/metadata/properties"/>
+    <ds:schemaRef ds:uri="d174a4fb-80c2-4523-8d89-375030acacbf"/>
+    <ds:schemaRef ds:uri="b250f519-6473-4480-8c44-6ee3a3a530c3"/>
+    <ds:schemaRef ds:uri="http://schemas.microsoft.com/office/2006/documentManagement/types"/>
+    <ds:schemaRef ds:uri="http://schemas.microsoft.com/office/infopath/2007/PartnerControls"/>
+    <ds:schemaRef ds:uri="http://schemas.openxmlformats.org/package/2006/metadata/core-properties"/>
+    <ds:schemaRef ds:uri="http://purl.org/dc/elements/1.1/"/>
+    <ds:schemaRef ds:uri="http://purl.org/dc/terms/"/>
+    <ds:schemaRef ds:uri="http://schemas.microsoft.com/internal/obd"/>
+  </ds:schemaRefs>
+</ds:datastoreItem>
 </file>